--- a/ru/wisdom-stories/other-peoples-opinions.docx
+++ b/ru/wisdom-stories/other-peoples-opinions.docx
@@ -4,106 +4,58 @@
   <w:body>
     <w:p>
       <w:pPr>
-        <w:spacing w:before="0" w:after="60"/>
-        <w:jc w:val="left"/>
+        <w:pStyle w:val="Title"/>
       </w:pPr>
       <w:r>
-        <w:rPr>
-          <w:rFonts w:ascii="Arial" w:hAnsi="Arial" w:eastAsia="Arial"/>
-          <w:i w:val="0"/>
-          <w:color w:val="000000"/>
-          <w:sz w:val="52"/>
-        </w:rPr>
         <w:t>Мнения других людей</w:t>
       </w:r>
     </w:p>
     <w:p>
-      <w:pPr>
-        <w:jc w:val="left"/>
-      </w:pPr>
+      <w:pPr/>
       <w:r>
-        <w:rPr>
-          <w:rFonts w:ascii="Arial" w:hAnsi="Arial" w:eastAsia="Arial"/>
-          <w:i w:val="0"/>
-          <w:color w:val="000000"/>
-          <w:sz w:val="22"/>
-        </w:rPr>
-        <w:t>В один день человек потерял запятую (,). Его слова запутались. В другой день он потерял точку (.). Его мысли стали длинными, и он не мог их разделить. В третий день он потерял восклицательный знак (!). Он потерял радость, гнев, все свои эмоции. Затем он потерял вопросительный знак (?). Он забыл задавать вопросы, ему приходилось принимать всё как есть, без вопросов. В третий день он потерял двоеточие (:). Способность объяснять и объяснять исчезла.</w:t>
+        <w:t>Однажды человек потерял запятую — и слова смешались. Потом потерял точку — мысли стали бесконечными, и он разучился их завершать. Исчез восклицательный знак — ушли радость, гнев и удивление. Пропал вопросительный — человек перестал спрашивать и начал принимать всё как данность. Наконец исчезло двоеточие: он больше не умел ничего пояснить.</w:t>
       </w:r>
     </w:p>
     <w:p>
       <w:pPr>
-        <w:jc w:val="left"/>
+        <w:keepNext/>
+        <w:spacing w:after="80"/>
       </w:pPr>
       <w:r>
-        <w:rPr>
-          <w:rFonts w:ascii="Arial" w:hAnsi="Arial" w:eastAsia="Arial"/>
-          <w:i w:val="0"/>
-          <w:color w:val="000000"/>
-          <w:sz w:val="22"/>
-        </w:rPr>
-        <w:t>Когда он дошёл до конца жизни, у него осталась только одна кавычка — и она содержала только мнения других людей.</w:t>
+        <w:t>К концу жизни у него остались лишь кавычки. В них помещались чужие мнения.</w:t>
       </w:r>
     </w:p>
     <w:p>
       <w:pPr>
-        <w:pStyle w:val="Moral"/>
         <w:keepNext/>
         <w:keepLines/>
-        <w:widowControl/>
-        <w:spacing w:before="240" w:after="180" w:line="283" w:lineRule="auto"/>
-        <w:ind w:left="240" w:right="240"/>
-        <w:jc w:val="left"/>
-        <w:pBdr>
-          <w:top w:val="single" w:sz="8" w:space="7" w:color="E8D59A"/>
-          <w:left w:val="single" w:sz="32" w:space="11" w:color="C6A23A"/>
-          <w:bottom w:val="single" w:sz="8" w:space="7" w:color="E8D59A"/>
-          <w:right w:val="single" w:sz="8" w:space="11" w:color="E8D59A"/>
-        </w:pBdr>
-        <w:shd w:val="clear" w:color="auto" w:fill="FFF8E1"/>
+        <w:spacing w:before="160"/>
       </w:pPr>
       <w:r>
         <w:rPr>
-          <w:rFonts w:ascii="Arial" w:hAnsi="Arial" w:eastAsia="Arial" w:cs="Arial"/>
           <w:b/>
-          <w:i w:val="0"/>
-          <w:color w:val="9A7417"/>
-          <w:sz w:val="22"/>
         </w:rPr>
-        <w:t xml:space="preserve">Мораль: </w:t>
+        <w:t>Мораль:</w:t>
       </w:r>
       <w:r>
-        <w:rPr>
-          <w:rFonts w:ascii="Arial" w:hAnsi="Arial" w:eastAsia="Arial" w:cs="Arial"/>
-          <w:b w:val="0"/>
-          <w:i w:val="0"/>
-          <w:color w:val="3F3826"/>
-          <w:sz w:val="22"/>
-        </w:rPr>
-        <w:t>Человек, который теряет свои собственные ценности и корни одну за другой, наполняется чужими идеями. Если не защищать свои духовные корни, в конце концов перестанешь быть собой.</w:t>
+        <w:t xml:space="preserve"> Человек, который теряет свои собственные ценности и корни одну за другой, наполняется чужими идеями. Если не защищать свои духовные корни, в конце концов перестанешь быть собой.</w:t>
       </w:r>
     </w:p>
     <w:p>
       <w:pPr>
-        <w:keepLines/>
-        <w:widowControl/>
-        <w:spacing w:before="60" w:after="0" w:line="240" w:lineRule="auto"/>
-        <w:jc w:val="right"/>
+        <w:spacing w:after="80"/>
       </w:pPr>
       <w:r>
         <w:rPr>
-          <w:rFonts w:ascii="Arial" w:hAnsi="Arial" w:eastAsia="Arial" w:cs="Arial"/>
-          <w:b w:val="0"/>
           <w:i/>
-          <w:color w:val="8A7950"/>
-          <w:sz w:val="17"/>
+          <w:sz w:val="18"/>
         </w:rPr>
         <w:t>«История взята из открытых источников Интернета.»</w:t>
       </w:r>
     </w:p>
     <w:sectPr>
-      <w:pgSz w:w="12240" w:h="15840"/>
-      <w:pgMar w:top="1440" w:right="1440" w:bottom="1440" w:left="1440" w:header="708" w:footer="708" w:gutter="0"/>
+      <w:pgSz w:w="11909" w:h="16834"/>
+      <w:pgMar w:top="1152" w:right="1224" w:bottom="1152" w:left="1224" w:header="720" w:footer="720" w:gutter="0"/>
       <w:cols w:space="720"/>
       <w:docGrid w:linePitch="360"/>
     </w:sectPr>
@@ -475,12 +427,14 @@
     <w:qFormat/>
     <w:rsid w:val="00FC693F"/>
     <w:pPr>
-      <w:spacing w:before="0" w:after="160" w:line="276" w:lineRule="auto"/>
+      <w:widowControl/>
+      <w:spacing w:after="120" w:line="269" w:lineRule="auto"/>
     </w:pPr>
     <w:rPr>
-      <w:rFonts w:ascii="Arial" w:hAnsi="Arial" w:eastAsia="Arial"/>
+      <w:rFonts w:ascii="Arial" w:hAnsi="Arial"/>
       <w:color w:val="000000"/>
       <w:sz w:val="22"/>
+      <w:lang w:val="ru-RU"/>
     </w:rPr>
   </w:style>
   <w:style w:type="paragraph" w:styleId="Header">
@@ -824,18 +778,20 @@
     <w:qFormat/>
     <w:rsid w:val="00FC693F"/>
     <w:pPr>
+      <w:keepNext/>
       <w:pBdr>
         <w:bottom w:val="single" w:sz="8" w:space="4" w:color="4F81BD" w:themeColor="accent1"/>
       </w:pBdr>
-      <w:spacing w:after="300" w:line="240" w:lineRule="auto"/>
+      <w:spacing w:after="280" w:line="240" w:lineRule="auto"/>
       <w:contextualSpacing/>
     </w:pPr>
     <w:rPr>
-      <w:rFonts w:asciiTheme="majorHAnsi" w:eastAsiaTheme="majorEastAsia" w:hAnsiTheme="majorHAnsi" w:cstheme="majorBidi"/>
-      <w:color w:val="17365D" w:themeColor="text2" w:themeShade="BF"/>
+      <w:rFonts w:asciiTheme="majorHAnsi" w:eastAsiaTheme="majorEastAsia" w:hAnsiTheme="majorHAnsi" w:cstheme="majorBidi" w:ascii="Arial" w:hAnsi="Arial"/>
+      <w:b/>
+      <w:color w:val="000000"/>
       <w:spacing w:val="5"/>
       <w:kern w:val="28"/>
-      <w:sz w:val="52"/>
+      <w:sz w:val="34"/>
       <w:szCs w:val="52"/>
     </w:rPr>
   </w:style>
@@ -12164,18 +12120,6 @@
         <w:shd w:val="clear" w:color="auto" w:fill="FBCAA2" w:themeFill="accent6" w:themeFillTint="7F"/>
       </w:tcPr>
     </w:tblStylePr>
-  </w:style>
-  <w:style w:type="paragraph" w:customStyle="1" w:styleId="Moral">
-    <w:name w:val="Moral"/>
-    <w:basedOn w:val="Normal"/>
-    <w:pPr>
-      <w:spacing w:before="160" w:after="0" w:line="276" w:lineRule="auto"/>
-    </w:pPr>
-    <w:rPr>
-      <w:rFonts w:ascii="Arial" w:hAnsi="Arial" w:eastAsia="Arial"/>
-      <w:i/>
-      <w:sz w:val="22"/>
-    </w:rPr>
   </w:style>
 </w:styles>
 </file>

--- a/ru/wisdom-stories/other-peoples-opinions.docx
+++ b/ru/wisdom-stories/other-peoples-opinions.docx
@@ -13,7 +13,7 @@
     <w:p>
       <w:pPr/>
       <w:r>
-        <w:t>Однажды человек потерял запятую — и слова смешались. Потом потерял точку — мысли стали бесконечными, и он разучился их завершать. Исчез восклицательный знак — ушли радость, гнев и удивление. Пропал вопросительный — человек перестал спрашивать и начал принимать всё как данность. Наконец исчезло двоеточие: он больше не умел ничего пояснить.</w:t>
+        <w:t>Однажды человек потерял запятую — и слова смешались. Потом потерял точку — мысли стали бесконечными, и он не мог отделить их друг от друга. Исчез восклицательный знак — ушли радость, гнев и все чувства. Пропал вопросительный — человек забыл, как спрашивать, и вынужден был принимать всё как есть, без вопросов. Наконец исчезло двоеточие: он больше не умел ничего пояснить.</w:t>
       </w:r>
     </w:p>
     <w:p>
@@ -35,11 +35,9 @@
         <w:rPr>
           <w:b/>
         </w:rPr>
-        <w:t>Мораль:</w:t>
+        <w:t>Мораль: Человек, который теряет свои собственные ценности и корни одну за другой, наполняется чужими идеями. Если не защищать свои духовные корни, в конце концов перестанешь быть собой.</w:t>
       </w:r>
-      <w:r>
-        <w:t xml:space="preserve"> Человек, который теряет свои собственные ценности и корни одну за другой, наполняется чужими идеями. Если не защищать свои духовные корни, в конце концов перестанешь быть собой.</w:t>
-      </w:r>
+      <w:r/>
     </w:p>
     <w:p>
       <w:pPr>
@@ -50,7 +48,7 @@
           <w:i/>
           <w:sz w:val="18"/>
         </w:rPr>
-        <w:t>«История взята из открытых источников Интернета.»</w:t>
+        <w:t>Рассказы взяты из открытых интернет-источников, а иллюстрации созданы с помощью ИИ.</w:t>
       </w:r>
     </w:p>
     <w:sectPr>
